--- a/paper_drafts/rendered_v31/基于模仿学习的复杂经济系统主体决策模型小论文大纲稿_修改版v31.docx
+++ b/paper_drafts/rendered_v31/基于模仿学习的复杂经济系统主体决策模型小论文大纲稿_修改版v31.docx
@@ -339,13 +339,7 @@
         <w:rPr>
           <w:lang w:eastAsia="zh-CN"/>
         </w:rPr>
-        <w:t xml:space="preserve">2  </w:t>
-      </w:r>
-      <w:r>
-        <w:rPr>
-          <w:lang w:eastAsia="zh-CN"/>
-        </w:rPr>
-        <w:t>仿真环境、目标与主体决策建模问题</w:t>
+        <w:t>2  仿真环境、目标与主体决策问题</w:t>
       </w:r>
     </w:p>
     <w:p>
@@ -764,13 +758,7 @@
         <w:rPr>
           <w:lang w:eastAsia="zh-CN"/>
         </w:rPr>
-        <w:t xml:space="preserve">2.2  </w:t>
-      </w:r>
-      <w:r>
-        <w:rPr>
-          <w:lang w:eastAsia="zh-CN"/>
-        </w:rPr>
-        <w:t>主体决策建模</w:t>
+        <w:t>2.2  主体决策问题</w:t>
       </w:r>
     </w:p>
     <w:p>
@@ -784,55 +772,7 @@
         <w:rPr>
           <w:lang w:eastAsia="zh-CN"/>
         </w:rPr>
-        <w:t>决策模型是智能主体建立</w:t>
-      </w:r>
-      <w:r>
-        <w:rPr>
-          <w:lang w:eastAsia="zh-CN"/>
-        </w:rPr>
-        <w:t>“</w:t>
-      </w:r>
-      <w:r>
-        <w:rPr>
-          <w:lang w:eastAsia="zh-CN"/>
-        </w:rPr>
-        <w:t>从观察到行动</w:t>
-      </w:r>
-      <w:r>
-        <w:rPr>
-          <w:lang w:eastAsia="zh-CN"/>
-        </w:rPr>
-        <w:t>”</w:t>
-      </w:r>
-      <w:r>
-        <w:rPr>
-          <w:lang w:eastAsia="zh-CN"/>
-        </w:rPr>
-        <w:t>映射的计算结构。在本文所沿用的仿真环境中，</w:t>
-      </w:r>
-      <w:r>
-        <w:rPr>
-          <w:lang w:eastAsia="zh-CN"/>
-        </w:rPr>
-        <w:t xml:space="preserve">Actor </w:t>
-      </w:r>
-      <w:r>
-        <w:rPr>
-          <w:lang w:eastAsia="zh-CN"/>
-        </w:rPr>
-        <w:t>是主体执行决策的策略网络。</w:t>
-      </w:r>
-      <w:r>
-        <w:rPr>
-          <w:lang w:eastAsia="zh-CN"/>
-        </w:rPr>
-        <w:t xml:space="preserve">Actor </w:t>
-      </w:r>
-      <w:r>
-        <w:rPr>
-          <w:lang w:eastAsia="zh-CN"/>
-        </w:rPr>
-        <w:t>以主体在当前时刻能够观测到的状态向量为输入，并输出连续动作向量。动作向量随后进入仿真环境，并通过贷款、交易、生产和结算过程影响下一时刻状态。</w:t>
+        <w:t>在上述仿真环境中，企业主体和银行主体需要依据各自在当前决策阶段能够观测到的信息，从连续动作空间中确定经营决策。企业决策直接作用于贷款申请、商品采购和产品定价，银行决策直接作用于贷款配置；各主体动作经过贷款、交易、生产和结算环节共同改变系统状态。因此，主体决策问题可以表述为：在多主体持续交互和局部信息约束下，根据当前可观测状态确定连续动作，并使动作与后续环境演化相衔接。</w:t>
       </w:r>
     </w:p>
     <w:p>
@@ -1110,14 +1050,7 @@
                 <w:b/>
                 <w:sz w:val="18"/>
               </w:rPr>
-              <w:t xml:space="preserve">Actor </w:t>
-            </w:r>
-            <w:r>
-              <w:rPr>
-                <w:b/>
-                <w:sz w:val="18"/>
-              </w:rPr>
-              <w:t>输入</w:t>
+              <w:t>状态输入</w:t>
             </w:r>
           </w:p>
         </w:tc>
@@ -1138,14 +1071,7 @@
                 <w:b/>
                 <w:sz w:val="18"/>
               </w:rPr>
-              <w:t xml:space="preserve">Actor </w:t>
-            </w:r>
-            <w:r>
-              <w:rPr>
-                <w:b/>
-                <w:sz w:val="18"/>
-              </w:rPr>
-              <w:t>输出</w:t>
+              <w:t>动作输出</w:t>
             </w:r>
           </w:p>
         </w:tc>
@@ -1340,31 +1266,7 @@
         <w:rPr>
           <w:lang w:eastAsia="zh-CN"/>
         </w:rPr>
-        <w:t>在进行上述决策时，主体能够利用的信息主要来自自身经营状态、上一阶段决策结果以及可观测的市场交互信息。如果模型需要进一步利用历史信息，则可以在</w:t>
-      </w:r>
-      <w:r>
-        <w:rPr>
-          <w:lang w:eastAsia="zh-CN"/>
-        </w:rPr>
-        <w:t xml:space="preserve"> Actor </w:t>
-      </w:r>
-      <w:r>
-        <w:rPr>
-          <w:lang w:eastAsia="zh-CN"/>
-        </w:rPr>
-        <w:t>的状态表征环节引入时序编码模块。该模块不会改变动作空间本身，而是改变</w:t>
-      </w:r>
-      <w:r>
-        <w:rPr>
-          <w:lang w:eastAsia="zh-CN"/>
-        </w:rPr>
-        <w:t xml:space="preserve"> Actor </w:t>
-      </w:r>
-      <w:r>
-        <w:rPr>
-          <w:lang w:eastAsia="zh-CN"/>
-        </w:rPr>
-        <w:t>接收状态信息的表达方式，使策略网络能够在生成动作前利用更长时间窗口内的交互信息。</w:t>
+        <w:t>上述主体决策问题具有连续动作、多主体耦合和时序依赖等特征。各主体在同一天作出的决策通过信贷和商品交易相互作用，并共同影响后续现金、库存、债务和市场价格状态；同一主体的当前可观测状态又由此前多个阶段的交互结果累积形成。决策机制需要在既定状态空间和动作空间下处理当前信息，并对持续交互过程中的历史关联进行表达。第3章和第4章分别给出单步状态输入下的生产企业训练方案及其历史状态表征扩展。</w:t>
       </w:r>
     </w:p>
     <w:p>
